--- a/Assignments/Chapters/Chapter 6/Chapter 6.docx
+++ b/Assignments/Chapters/Chapter 6/Chapter 6.docx
@@ -1,6 +1,6 @@
 
 <file path=word/document.xml><?xml version="1.0" encoding="utf-8"?>
-<w:document xmlns:wpc="http://schemas.microsoft.com/office/word/2010/wordprocessingCanvas" xmlns:cx="http://schemas.microsoft.com/office/drawing/2014/chartex" xmlns:cx1="http://schemas.microsoft.com/office/drawing/2015/9/8/chartex" xmlns:cx2="http://schemas.microsoft.com/office/drawing/2015/10/21/chartex" xmlns:cx3="http://schemas.microsoft.com/office/drawing/2016/5/9/chartex" xmlns:cx4="http://schemas.microsoft.com/office/drawing/2016/5/10/chartex" xmlns:cx5="http://schemas.microsoft.com/office/drawing/2016/5/11/chartex" xmlns:cx6="http://schemas.microsoft.com/office/drawing/2016/5/12/chartex" xmlns:cx7="http://schemas.microsoft.com/office/drawing/2016/5/13/chartex" xmlns:cx8="http://schemas.microsoft.com/office/drawing/2016/5/14/chartex" xmlns:mc="http://schemas.openxmlformats.org/markup-compatibility/2006" xmlns:aink="http://schemas.microsoft.com/office/drawing/2016/ink" xmlns:am3d="http://schemas.microsoft.com/office/drawing/2017/model3d" xmlns:o="urn:schemas-microsoft-com:office:office" xmlns:r="http://schemas.openxmlformats.org/officeDocument/2006/relationships" xmlns:m="http://schemas.openxmlformats.org/officeDocument/2006/math" xmlns:v="urn:schemas-microsoft-com:vml" xmlns:wp14="http://schemas.microsoft.com/office/word/2010/wordprocessingDrawing" xmlns:wp="http://schemas.openxmlformats.org/drawingml/2006/wordprocessingDrawing" xmlns:w10="urn:schemas-microsoft-com:office:word" xmlns:w="http://schemas.openxmlformats.org/wordprocessingml/2006/main" xmlns:w14="http://schemas.microsoft.com/office/word/2010/wordml" xmlns:w15="http://schemas.microsoft.com/office/word/2012/wordml" xmlns:w16cex="http://schemas.microsoft.com/office/word/2018/wordml/cex" xmlns:w16cid="http://schemas.microsoft.com/office/word/2016/wordml/cid" xmlns:w16="http://schemas.microsoft.com/office/word/2018/wordml" xmlns:w16sdtdh="http://schemas.microsoft.com/office/word/2020/wordml/sdtdatahash" xmlns:w16se="http://schemas.microsoft.com/office/word/2015/wordml/symex" xmlns:wpg="http://schemas.microsoft.com/office/word/2010/wordprocessingGroup" xmlns:wpi="http://schemas.microsoft.com/office/word/2010/wordprocessingInk" xmlns:wne="http://schemas.microsoft.com/office/word/2006/wordml" xmlns:wps="http://schemas.microsoft.com/office/word/2010/wordprocessingShape" mc:Ignorable="w14 w15 w16se w16cid w16 w16cex w16sdtdh wp14">
+<w:document xmlns:wpc="http://schemas.microsoft.com/office/word/2010/wordprocessingCanvas" xmlns:cx="http://schemas.microsoft.com/office/drawing/2014/chartex" xmlns:cx1="http://schemas.microsoft.com/office/drawing/2015/9/8/chartex" xmlns:cx2="http://schemas.microsoft.com/office/drawing/2015/10/21/chartex" xmlns:cx3="http://schemas.microsoft.com/office/drawing/2016/5/9/chartex" xmlns:cx4="http://schemas.microsoft.com/office/drawing/2016/5/10/chartex" xmlns:cx5="http://schemas.microsoft.com/office/drawing/2016/5/11/chartex" xmlns:cx6="http://schemas.microsoft.com/office/drawing/2016/5/12/chartex" xmlns:cx7="http://schemas.microsoft.com/office/drawing/2016/5/13/chartex" xmlns:cx8="http://schemas.microsoft.com/office/drawing/2016/5/14/chartex" xmlns:mc="http://schemas.openxmlformats.org/markup-compatibility/2006" xmlns:aink="http://schemas.microsoft.com/office/drawing/2016/ink" xmlns:am3d="http://schemas.microsoft.com/office/drawing/2017/model3d" xmlns:o="urn:schemas-microsoft-com:office:office" xmlns:oel="http://schemas.microsoft.com/office/2019/extlst" xmlns:r="http://schemas.openxmlformats.org/officeDocument/2006/relationships" xmlns:m="http://schemas.openxmlformats.org/officeDocument/2006/math" xmlns:v="urn:schemas-microsoft-com:vml" xmlns:wp14="http://schemas.microsoft.com/office/word/2010/wordprocessingDrawing" xmlns:wp="http://schemas.openxmlformats.org/drawingml/2006/wordprocessingDrawing" xmlns:w10="urn:schemas-microsoft-com:office:word" xmlns:w="http://schemas.openxmlformats.org/wordprocessingml/2006/main" xmlns:w14="http://schemas.microsoft.com/office/word/2010/wordml" xmlns:w15="http://schemas.microsoft.com/office/word/2012/wordml" xmlns:w16cex="http://schemas.microsoft.com/office/word/2018/wordml/cex" xmlns:w16cid="http://schemas.microsoft.com/office/word/2016/wordml/cid" xmlns:w16="http://schemas.microsoft.com/office/word/2018/wordml" xmlns:w16du="http://schemas.microsoft.com/office/word/2023/wordml/word16du" xmlns:w16sdtdh="http://schemas.microsoft.com/office/word/2020/wordml/sdtdatahash" xmlns:w16sdtfl="http://schemas.microsoft.com/office/word/2024/wordml/sdtformatlock" xmlns:w16se="http://schemas.microsoft.com/office/word/2015/wordml/symex" xmlns:wpg="http://schemas.microsoft.com/office/word/2010/wordprocessingGroup" xmlns:wpi="http://schemas.microsoft.com/office/word/2010/wordprocessingInk" xmlns:wne="http://schemas.microsoft.com/office/word/2006/wordml" xmlns:wps="http://schemas.microsoft.com/office/word/2010/wordprocessingShape" mc:Ignorable="w14 w15 w16se w16cid w16 w16cex w16sdtdh w16sdtfl w16du wp14">
   <w:body>
     <w:p>
       <w:pPr>
@@ -278,6 +278,129 @@
     </w:p>
     <w:p>
       <w:pPr>
+        <w:ind w:left="720" w:firstLine="720"/>
+        <w:rPr>
+          <w:sz w:val="28"/>
+          <w:szCs w:val="28"/>
+        </w:rPr>
+      </w:pPr>
+      <w:r>
+        <w:rPr>
+          <w:sz w:val="28"/>
+          <w:szCs w:val="28"/>
+        </w:rPr>
+        <w:t xml:space="preserve">for (int </w:t>
+      </w:r>
+      <w:proofErr w:type="spellStart"/>
+      <w:r>
+        <w:rPr>
+          <w:sz w:val="28"/>
+          <w:szCs w:val="28"/>
+        </w:rPr>
+        <w:t>i</w:t>
+      </w:r>
+      <w:proofErr w:type="spellEnd"/>
+      <w:r>
+        <w:rPr>
+          <w:sz w:val="28"/>
+          <w:szCs w:val="28"/>
+        </w:rPr>
+        <w:t xml:space="preserve"> = 0; </w:t>
+      </w:r>
+      <w:proofErr w:type="spellStart"/>
+      <w:r>
+        <w:rPr>
+          <w:sz w:val="28"/>
+          <w:szCs w:val="28"/>
+        </w:rPr>
+        <w:t>i</w:t>
+      </w:r>
+      <w:proofErr w:type="spellEnd"/>
+      <w:r>
+        <w:rPr>
+          <w:sz w:val="28"/>
+          <w:szCs w:val="28"/>
+        </w:rPr>
+        <w:t xml:space="preserve"> &lt; </w:t>
+      </w:r>
+      <w:proofErr w:type="spellStart"/>
+      <w:proofErr w:type="gramStart"/>
+      <w:r>
+        <w:rPr>
+          <w:sz w:val="28"/>
+          <w:szCs w:val="28"/>
+        </w:rPr>
+        <w:t>counts.length</w:t>
+      </w:r>
+      <w:proofErr w:type="spellEnd"/>
+      <w:proofErr w:type="gramEnd"/>
+      <w:r>
+        <w:rPr>
+          <w:sz w:val="28"/>
+          <w:szCs w:val="28"/>
+        </w:rPr>
+        <w:t xml:space="preserve">; </w:t>
+      </w:r>
+      <w:proofErr w:type="spellStart"/>
+      <w:r>
+        <w:rPr>
+          <w:sz w:val="28"/>
+          <w:szCs w:val="28"/>
+        </w:rPr>
+        <w:t>i</w:t>
+      </w:r>
+      <w:proofErr w:type="spellEnd"/>
+      <w:r>
+        <w:rPr>
+          <w:sz w:val="28"/>
+          <w:szCs w:val="28"/>
+        </w:rPr>
+        <w:t xml:space="preserve">++) </w:t>
+      </w:r>
+      <w:proofErr w:type="gramStart"/>
+      <w:r>
+        <w:rPr>
+          <w:sz w:val="28"/>
+          <w:szCs w:val="28"/>
+        </w:rPr>
+        <w:t>{ counts</w:t>
+      </w:r>
+      <w:proofErr w:type="gramEnd"/>
+      <w:r>
+        <w:rPr>
+          <w:sz w:val="28"/>
+          <w:szCs w:val="28"/>
+        </w:rPr>
+        <w:t>[</w:t>
+      </w:r>
+      <w:proofErr w:type="spellStart"/>
+      <w:r>
+        <w:rPr>
+          <w:sz w:val="28"/>
+          <w:szCs w:val="28"/>
+        </w:rPr>
+        <w:t>i</w:t>
+      </w:r>
+      <w:proofErr w:type="spellEnd"/>
+      <w:r>
+        <w:rPr>
+          <w:sz w:val="28"/>
+          <w:szCs w:val="28"/>
+        </w:rPr>
+        <w:t>] = 0</w:t>
+      </w:r>
+      <w:proofErr w:type="gramStart"/>
+      <w:r>
+        <w:rPr>
+          <w:sz w:val="28"/>
+          <w:szCs w:val="28"/>
+        </w:rPr>
+        <w:t>; }</w:t>
+      </w:r>
+      <w:proofErr w:type="gramEnd"/>
+    </w:p>
+    <w:p>
+      <w:pPr>
         <w:ind w:left="720"/>
         <w:jc w:val="both"/>
         <w:rPr>
@@ -307,6 +430,154 @@
           <w:sz w:val="28"/>
           <w:szCs w:val="28"/>
         </w:rPr>
+        <w:tab/>
+      </w:r>
+      <w:r>
+        <w:rPr>
+          <w:sz w:val="28"/>
+          <w:szCs w:val="28"/>
+        </w:rPr>
+        <w:t xml:space="preserve">for (int </w:t>
+      </w:r>
+      <w:proofErr w:type="spellStart"/>
+      <w:r>
+        <w:rPr>
+          <w:sz w:val="28"/>
+          <w:szCs w:val="28"/>
+        </w:rPr>
+        <w:t>i</w:t>
+      </w:r>
+      <w:proofErr w:type="spellEnd"/>
+      <w:r>
+        <w:rPr>
+          <w:sz w:val="28"/>
+          <w:szCs w:val="28"/>
+        </w:rPr>
+        <w:t xml:space="preserve"> = 0; </w:t>
+      </w:r>
+      <w:proofErr w:type="spellStart"/>
+      <w:r>
+        <w:rPr>
+          <w:sz w:val="28"/>
+          <w:szCs w:val="28"/>
+        </w:rPr>
+        <w:t>i</w:t>
+      </w:r>
+      <w:proofErr w:type="spellEnd"/>
+      <w:r>
+        <w:rPr>
+          <w:sz w:val="28"/>
+          <w:szCs w:val="28"/>
+        </w:rPr>
+        <w:t xml:space="preserve"> &lt; </w:t>
+      </w:r>
+      <w:proofErr w:type="spellStart"/>
+      <w:proofErr w:type="gramStart"/>
+      <w:r>
+        <w:rPr>
+          <w:sz w:val="28"/>
+          <w:szCs w:val="28"/>
+        </w:rPr>
+        <w:t>bonus.length</w:t>
+      </w:r>
+      <w:proofErr w:type="spellEnd"/>
+      <w:proofErr w:type="gramEnd"/>
+      <w:r>
+        <w:rPr>
+          <w:sz w:val="28"/>
+          <w:szCs w:val="28"/>
+        </w:rPr>
+        <w:t xml:space="preserve">; </w:t>
+      </w:r>
+      <w:proofErr w:type="spellStart"/>
+      <w:r>
+        <w:rPr>
+          <w:sz w:val="28"/>
+          <w:szCs w:val="28"/>
+        </w:rPr>
+        <w:t>i</w:t>
+      </w:r>
+      <w:proofErr w:type="spellEnd"/>
+      <w:r>
+        <w:rPr>
+          <w:sz w:val="28"/>
+          <w:szCs w:val="28"/>
+        </w:rPr>
+        <w:t xml:space="preserve">++) </w:t>
+      </w:r>
+      <w:proofErr w:type="gramStart"/>
+      <w:r>
+        <w:rPr>
+          <w:sz w:val="28"/>
+          <w:szCs w:val="28"/>
+        </w:rPr>
+        <w:t>{ bonus</w:t>
+      </w:r>
+      <w:proofErr w:type="gramEnd"/>
+      <w:r>
+        <w:rPr>
+          <w:sz w:val="28"/>
+          <w:szCs w:val="28"/>
+        </w:rPr>
+        <w:t>[</w:t>
+      </w:r>
+      <w:proofErr w:type="spellStart"/>
+      <w:r>
+        <w:rPr>
+          <w:sz w:val="28"/>
+          <w:szCs w:val="28"/>
+        </w:rPr>
+        <w:t>i</w:t>
+      </w:r>
+      <w:proofErr w:type="spellEnd"/>
+      <w:r>
+        <w:rPr>
+          <w:sz w:val="28"/>
+          <w:szCs w:val="28"/>
+        </w:rPr>
+        <w:t>]++; // Alternatively: bonus[</w:t>
+      </w:r>
+      <w:proofErr w:type="spellStart"/>
+      <w:r>
+        <w:rPr>
+          <w:sz w:val="28"/>
+          <w:szCs w:val="28"/>
+        </w:rPr>
+        <w:t>i</w:t>
+      </w:r>
+      <w:proofErr w:type="spellEnd"/>
+      <w:r>
+        <w:rPr>
+          <w:sz w:val="28"/>
+          <w:szCs w:val="28"/>
+        </w:rPr>
+        <w:t>] += 1</w:t>
+      </w:r>
+      <w:proofErr w:type="gramStart"/>
+      <w:r>
+        <w:rPr>
+          <w:sz w:val="28"/>
+          <w:szCs w:val="28"/>
+        </w:rPr>
+        <w:t>; }</w:t>
+      </w:r>
+      <w:proofErr w:type="gramEnd"/>
+    </w:p>
+    <w:p>
+      <w:pPr>
+        <w:ind w:left="720"/>
+        <w:jc w:val="both"/>
+        <w:rPr>
+          <w:sz w:val="28"/>
+          <w:szCs w:val="28"/>
+        </w:rPr>
+      </w:pPr>
+      <w:r>
+        <w:rPr>
+          <w:sz w:val="28"/>
+          <w:szCs w:val="28"/>
+        </w:rPr>
+        <w:lastRenderedPageBreak/>
         <w:t xml:space="preserve">c) Display the five values of integer array </w:t>
       </w:r>
       <w:proofErr w:type="spellStart"/>
@@ -324,6 +595,196 @@
           <w:szCs w:val="28"/>
         </w:rPr>
         <w:t xml:space="preserve"> in column format. </w:t>
+      </w:r>
+    </w:p>
+    <w:p>
+      <w:pPr>
+        <w:ind w:left="720"/>
+        <w:jc w:val="both"/>
+        <w:rPr>
+          <w:sz w:val="28"/>
+          <w:szCs w:val="28"/>
+          <w:lang w:val="en-150"/>
+        </w:rPr>
+      </w:pPr>
+      <w:r>
+        <w:rPr>
+          <w:sz w:val="28"/>
+          <w:szCs w:val="28"/>
+        </w:rPr>
+        <w:tab/>
+      </w:r>
+      <w:r>
+        <w:rPr>
+          <w:sz w:val="28"/>
+          <w:szCs w:val="28"/>
+          <w:lang w:val="en-150"/>
+        </w:rPr>
+        <w:t xml:space="preserve">for (int </w:t>
+      </w:r>
+      <w:proofErr w:type="spellStart"/>
+      <w:r>
+        <w:rPr>
+          <w:sz w:val="28"/>
+          <w:szCs w:val="28"/>
+          <w:lang w:val="en-150"/>
+        </w:rPr>
+        <w:t>i</w:t>
+      </w:r>
+      <w:proofErr w:type="spellEnd"/>
+      <w:r>
+        <w:rPr>
+          <w:sz w:val="28"/>
+          <w:szCs w:val="28"/>
+          <w:lang w:val="en-150"/>
+        </w:rPr>
+        <w:t xml:space="preserve"> = 0; </w:t>
+      </w:r>
+      <w:proofErr w:type="spellStart"/>
+      <w:r>
+        <w:rPr>
+          <w:sz w:val="28"/>
+          <w:szCs w:val="28"/>
+          <w:lang w:val="en-150"/>
+        </w:rPr>
+        <w:t>i</w:t>
+      </w:r>
+      <w:proofErr w:type="spellEnd"/>
+      <w:r>
+        <w:rPr>
+          <w:sz w:val="28"/>
+          <w:szCs w:val="28"/>
+          <w:lang w:val="en-150"/>
+        </w:rPr>
+        <w:t xml:space="preserve"> &lt; </w:t>
+      </w:r>
+      <w:proofErr w:type="spellStart"/>
+      <w:r>
+        <w:rPr>
+          <w:sz w:val="28"/>
+          <w:szCs w:val="28"/>
+          <w:lang w:val="en-150"/>
+        </w:rPr>
+        <w:t>bestScores.length</w:t>
+      </w:r>
+      <w:proofErr w:type="spellEnd"/>
+      <w:r>
+        <w:rPr>
+          <w:sz w:val="28"/>
+          <w:szCs w:val="28"/>
+          <w:lang w:val="en-150"/>
+        </w:rPr>
+        <w:t xml:space="preserve">; </w:t>
+      </w:r>
+      <w:proofErr w:type="spellStart"/>
+      <w:r>
+        <w:rPr>
+          <w:sz w:val="28"/>
+          <w:szCs w:val="28"/>
+          <w:lang w:val="en-150"/>
+        </w:rPr>
+        <w:t>i</w:t>
+      </w:r>
+      <w:proofErr w:type="spellEnd"/>
+      <w:r>
+        <w:rPr>
+          <w:sz w:val="28"/>
+          <w:szCs w:val="28"/>
+          <w:lang w:val="en-150"/>
+        </w:rPr>
+        <w:t>++) {</w:t>
+      </w:r>
+    </w:p>
+    <w:p>
+      <w:pPr>
+        <w:ind w:left="720"/>
+        <w:jc w:val="both"/>
+        <w:rPr>
+          <w:sz w:val="28"/>
+          <w:szCs w:val="28"/>
+          <w:lang w:val="en-150"/>
+        </w:rPr>
+      </w:pPr>
+      <w:r>
+        <w:rPr>
+          <w:sz w:val="28"/>
+          <w:szCs w:val="28"/>
+          <w:lang w:val="en-150"/>
+        </w:rPr>
+        <w:t xml:space="preserve">    </w:t>
+      </w:r>
+      <w:proofErr w:type="spellStart"/>
+      <w:r>
+        <w:rPr>
+          <w:sz w:val="28"/>
+          <w:szCs w:val="28"/>
+          <w:lang w:val="en-150"/>
+        </w:rPr>
+        <w:t>System.out.println</w:t>
+      </w:r>
+      <w:proofErr w:type="spellEnd"/>
+      <w:r>
+        <w:rPr>
+          <w:sz w:val="28"/>
+          <w:szCs w:val="28"/>
+          <w:lang w:val="en-150"/>
+        </w:rPr>
+        <w:t>(</w:t>
+      </w:r>
+      <w:proofErr w:type="spellStart"/>
+      <w:r>
+        <w:rPr>
+          <w:sz w:val="28"/>
+          <w:szCs w:val="28"/>
+          <w:lang w:val="en-150"/>
+        </w:rPr>
+        <w:t>bestScores</w:t>
+      </w:r>
+      <w:proofErr w:type="spellEnd"/>
+      <w:r>
+        <w:rPr>
+          <w:sz w:val="28"/>
+          <w:szCs w:val="28"/>
+          <w:lang w:val="en-150"/>
+        </w:rPr>
+        <w:t>[</w:t>
+      </w:r>
+      <w:proofErr w:type="spellStart"/>
+      <w:r>
+        <w:rPr>
+          <w:sz w:val="28"/>
+          <w:szCs w:val="28"/>
+          <w:lang w:val="en-150"/>
+        </w:rPr>
+        <w:t>i</w:t>
+      </w:r>
+      <w:proofErr w:type="spellEnd"/>
+      <w:r>
+        <w:rPr>
+          <w:sz w:val="28"/>
+          <w:szCs w:val="28"/>
+          <w:lang w:val="en-150"/>
+        </w:rPr>
+        <w:t>]);</w:t>
+      </w:r>
+    </w:p>
+    <w:p>
+      <w:pPr>
+        <w:ind w:left="720"/>
+        <w:jc w:val="both"/>
+        <w:rPr>
+          <w:sz w:val="28"/>
+          <w:szCs w:val="28"/>
+          <w:lang w:val="en-150"/>
+        </w:rPr>
+      </w:pPr>
+      <w:r>
+        <w:rPr>
+          <w:sz w:val="28"/>
+          <w:szCs w:val="28"/>
+          <w:lang w:val="en-150"/>
+        </w:rPr>
+        <w:t>}</w:t>
       </w:r>
     </w:p>
     <w:p>
@@ -350,7 +811,6 @@
           <w:sz w:val="28"/>
           <w:szCs w:val="28"/>
         </w:rPr>
-        <w:lastRenderedPageBreak/>
         <w:t>6.12 (Duplicate Elimination)</w:t>
       </w:r>
       <w:r>
@@ -455,6 +915,7 @@
           <w:szCs w:val="28"/>
         </w:rPr>
       </w:pPr>
+      <w:proofErr w:type="gramStart"/>
       <w:r>
         <w:rPr>
           <w:sz w:val="28"/>
@@ -462,6 +923,44 @@
         </w:rPr>
         <w:t xml:space="preserve">{ </w:t>
       </w:r>
+      <w:r>
+        <w:rPr>
+          <w:sz w:val="28"/>
+          <w:szCs w:val="28"/>
+        </w:rPr>
+        <w:t xml:space="preserve"> </w:t>
+      </w:r>
+      <w:proofErr w:type="gramEnd"/>
+      <w:r>
+        <w:rPr>
+          <w:sz w:val="28"/>
+          <w:szCs w:val="28"/>
+        </w:rPr>
+        <w:t xml:space="preserve"> </w:t>
+      </w:r>
+      <w:r>
+        <w:rPr>
+          <w:sz w:val="28"/>
+          <w:szCs w:val="28"/>
+        </w:rPr>
+        <w:t>for (int col = 0; col &lt; sales[row</w:t>
+      </w:r>
+      <w:proofErr w:type="gramStart"/>
+      <w:r>
+        <w:rPr>
+          <w:sz w:val="28"/>
+          <w:szCs w:val="28"/>
+        </w:rPr>
+        <w:t>].length</w:t>
+      </w:r>
+      <w:proofErr w:type="gramEnd"/>
+      <w:r>
+        <w:rPr>
+          <w:sz w:val="28"/>
+          <w:szCs w:val="28"/>
+        </w:rPr>
+        <w:t xml:space="preserve">; col++) </w:t>
+      </w:r>
     </w:p>
     <w:p>
       <w:pPr>
@@ -472,20 +971,13 @@
           <w:szCs w:val="28"/>
         </w:rPr>
       </w:pPr>
-      <w:r>
-        <w:rPr>
-          <w:sz w:val="28"/>
-          <w:szCs w:val="28"/>
-        </w:rPr>
-        <w:t>for (int col = 0; col &lt; sales[row</w:t>
-      </w:r>
       <w:proofErr w:type="gramStart"/>
       <w:r>
         <w:rPr>
           <w:sz w:val="28"/>
           <w:szCs w:val="28"/>
         </w:rPr>
-        <w:t>].length</w:t>
+        <w:t>{ sales</w:t>
       </w:r>
       <w:proofErr w:type="gramEnd"/>
       <w:r>
@@ -493,59 +985,17 @@
           <w:sz w:val="28"/>
           <w:szCs w:val="28"/>
         </w:rPr>
-        <w:t xml:space="preserve">; col++) </w:t>
-      </w:r>
-    </w:p>
-    <w:p>
-      <w:pPr>
-        <w:ind w:left="720" w:firstLine="720"/>
-        <w:jc w:val="both"/>
-        <w:rPr>
-          <w:sz w:val="28"/>
-          <w:szCs w:val="28"/>
-        </w:rPr>
-      </w:pPr>
-      <w:r>
-        <w:rPr>
-          <w:sz w:val="28"/>
-          <w:szCs w:val="28"/>
-        </w:rPr>
-        <w:t xml:space="preserve">{ </w:t>
-      </w:r>
-    </w:p>
-    <w:p>
-      <w:pPr>
-        <w:ind w:left="1440" w:firstLine="720"/>
-        <w:jc w:val="both"/>
-        <w:rPr>
-          <w:sz w:val="28"/>
-          <w:szCs w:val="28"/>
-        </w:rPr>
-      </w:pPr>
-      <w:r>
-        <w:rPr>
-          <w:sz w:val="28"/>
-          <w:szCs w:val="28"/>
-        </w:rPr>
-        <w:t xml:space="preserve">sales[row][col] = 0; </w:t>
-      </w:r>
-    </w:p>
-    <w:p>
-      <w:pPr>
-        <w:ind w:left="720" w:firstLine="720"/>
-        <w:jc w:val="both"/>
-        <w:rPr>
-          <w:sz w:val="28"/>
-          <w:szCs w:val="28"/>
-        </w:rPr>
-      </w:pPr>
-      <w:r>
-        <w:rPr>
-          <w:sz w:val="28"/>
-          <w:szCs w:val="28"/>
-        </w:rPr>
-        <w:t xml:space="preserve">} </w:t>
-      </w:r>
+        <w:t>[row][col] = 0</w:t>
+      </w:r>
+      <w:proofErr w:type="gramStart"/>
+      <w:r>
+        <w:rPr>
+          <w:sz w:val="28"/>
+          <w:szCs w:val="28"/>
+        </w:rPr>
+        <w:t>; }</w:t>
+      </w:r>
+      <w:proofErr w:type="gramEnd"/>
     </w:p>
     <w:p>
       <w:pPr>
@@ -561,17 +1011,8 @@
           <w:sz w:val="28"/>
           <w:szCs w:val="28"/>
         </w:rPr>
-        <w:t xml:space="preserve">} </w:t>
-      </w:r>
-    </w:p>
-    <w:p>
-      <w:pPr>
-        <w:jc w:val="both"/>
-        <w:rPr>
-          <w:sz w:val="28"/>
-          <w:szCs w:val="28"/>
-        </w:rPr>
-      </w:pPr>
+        <w:t xml:space="preserve"> }</w:t>
+      </w:r>
     </w:p>
     <w:p>
       <w:pPr>
@@ -581,49 +1022,19 @@
           <w:bCs/>
           <w:sz w:val="28"/>
           <w:szCs w:val="28"/>
-        </w:rPr>
-      </w:pPr>
-    </w:p>
-    <w:p>
-      <w:pPr>
-        <w:jc w:val="both"/>
-        <w:rPr>
-          <w:sz w:val="28"/>
-          <w:szCs w:val="28"/>
-        </w:rPr>
-      </w:pPr>
-      <w:r>
+          <w:lang w:val="en-150"/>
+        </w:rPr>
+      </w:pPr>
+    </w:p>
+    <w:p>
+      <w:pPr>
+        <w:jc w:val="both"/>
         <w:rPr>
           <w:b/>
           <w:bCs/>
           <w:sz w:val="28"/>
           <w:szCs w:val="28"/>
-        </w:rPr>
-        <w:t>6.14</w:t>
-      </w:r>
-      <w:r>
-        <w:rPr>
-          <w:sz w:val="28"/>
-          <w:szCs w:val="28"/>
-        </w:rPr>
-        <w:t xml:space="preserve"> (Variable-Length Argument List) Write an application that calculates the product of a series of integers that are passed to method product using a variable-length argument list. Test your method with several calls, each with a different number of arguments. </w:t>
-      </w:r>
-    </w:p>
-    <w:p>
-      <w:pPr>
-        <w:jc w:val="both"/>
-        <w:rPr>
-          <w:sz w:val="28"/>
-          <w:szCs w:val="28"/>
-        </w:rPr>
-      </w:pPr>
-    </w:p>
-    <w:p>
-      <w:pPr>
-        <w:jc w:val="both"/>
-        <w:rPr>
-          <w:sz w:val="28"/>
-          <w:szCs w:val="28"/>
+          <w:lang w:val="en-150"/>
         </w:rPr>
       </w:pPr>
       <w:r>
@@ -632,42 +1043,953 @@
           <w:bCs/>
           <w:sz w:val="28"/>
           <w:szCs w:val="28"/>
-        </w:rPr>
-        <w:t>6.15</w:t>
-      </w:r>
-      <w:r>
-        <w:rPr>
-          <w:sz w:val="28"/>
-          <w:szCs w:val="28"/>
-        </w:rPr>
-        <w:t xml:space="preserve"> (Command-Line Arguments) Rewrite Fig. 6.2 so that the size of the array is specified by the first command-line argument. If no command-line argument is supplied, use 10 as the default size of the array. </w:t>
-      </w:r>
-    </w:p>
-    <w:p>
-      <w:pPr>
-        <w:jc w:val="both"/>
-        <w:rPr>
-          <w:sz w:val="28"/>
-          <w:szCs w:val="28"/>
-        </w:rPr>
-      </w:pPr>
-    </w:p>
-    <w:p>
-      <w:pPr>
-        <w:jc w:val="both"/>
-        <w:rPr>
-          <w:sz w:val="28"/>
-          <w:szCs w:val="28"/>
-        </w:rPr>
-      </w:pPr>
-      <w:r>
+          <w:lang w:val="en-150"/>
+        </w:rPr>
+        <w:t>Array Element Execution Order</w:t>
+      </w:r>
+    </w:p>
+    <w:tbl>
+      <w:tblPr>
+        <w:tblW w:w="0" w:type="auto"/>
+        <w:tblCellSpacing w:w="15" w:type="dxa"/>
+        <w:tblCellMar>
+          <w:top w:w="15" w:type="dxa"/>
+          <w:left w:w="15" w:type="dxa"/>
+          <w:bottom w:w="15" w:type="dxa"/>
+          <w:right w:w="15" w:type="dxa"/>
+        </w:tblCellMar>
+        <w:tblLook w:val="04A0" w:firstRow="1" w:lastRow="0" w:firstColumn="1" w:lastColumn="0" w:noHBand="0" w:noVBand="1"/>
+      </w:tblPr>
+      <w:tblGrid>
+        <w:gridCol w:w="798"/>
+        <w:gridCol w:w="1478"/>
+        <w:gridCol w:w="1605"/>
+        <w:gridCol w:w="1605"/>
+        <w:gridCol w:w="1605"/>
+        <w:gridCol w:w="1556"/>
+      </w:tblGrid>
+      <w:tr>
+        <w:trPr>
+          <w:tblCellSpacing w:w="15" w:type="dxa"/>
+        </w:trPr>
+        <w:tc>
+          <w:tcPr>
+            <w:tcW w:w="0" w:type="auto"/>
+            <w:tcBorders>
+              <w:bottom w:val="single" w:sz="4" w:space="0" w:color="363840"/>
+            </w:tcBorders>
+            <w:vAlign w:val="center"/>
+            <w:hideMark/>
+          </w:tcPr>
+          <w:p>
+            <w:pPr>
+              <w:ind w:firstLine="720"/>
+              <w:jc w:val="both"/>
+              <w:rPr>
+                <w:b/>
+                <w:bCs/>
+                <w:sz w:val="28"/>
+                <w:szCs w:val="28"/>
+                <w:lang w:val="en-150"/>
+              </w:rPr>
+            </w:pPr>
+          </w:p>
+        </w:tc>
+        <w:tc>
+          <w:tcPr>
+            <w:tcW w:w="0" w:type="auto"/>
+            <w:tcBorders>
+              <w:bottom w:val="single" w:sz="4" w:space="0" w:color="363840"/>
+            </w:tcBorders>
+            <w:vAlign w:val="center"/>
+            <w:hideMark/>
+          </w:tcPr>
+          <w:p>
+            <w:pPr>
+              <w:jc w:val="both"/>
+              <w:rPr>
+                <w:b/>
+                <w:bCs/>
+                <w:sz w:val="28"/>
+                <w:szCs w:val="28"/>
+                <w:lang w:val="en-150"/>
+              </w:rPr>
+            </w:pPr>
+            <w:r>
+              <w:rPr>
+                <w:b/>
+                <w:bCs/>
+                <w:sz w:val="28"/>
+                <w:szCs w:val="28"/>
+                <w:lang w:val="en-150"/>
+              </w:rPr>
+              <w:t xml:space="preserve">     </w:t>
+            </w:r>
+            <w:r>
+              <w:rPr>
+                <w:b/>
+                <w:bCs/>
+                <w:sz w:val="28"/>
+                <w:szCs w:val="28"/>
+                <w:lang w:val="en-150"/>
+              </w:rPr>
+              <w:t>Column 0</w:t>
+            </w:r>
+          </w:p>
+        </w:tc>
+        <w:tc>
+          <w:tcPr>
+            <w:tcW w:w="0" w:type="auto"/>
+            <w:tcBorders>
+              <w:bottom w:val="single" w:sz="4" w:space="0" w:color="363840"/>
+            </w:tcBorders>
+            <w:vAlign w:val="center"/>
+            <w:hideMark/>
+          </w:tcPr>
+          <w:p>
+            <w:pPr>
+              <w:jc w:val="both"/>
+              <w:rPr>
+                <w:b/>
+                <w:bCs/>
+                <w:sz w:val="28"/>
+                <w:szCs w:val="28"/>
+                <w:lang w:val="en-150"/>
+              </w:rPr>
+            </w:pPr>
+            <w:r>
+              <w:rPr>
+                <w:b/>
+                <w:bCs/>
+                <w:sz w:val="28"/>
+                <w:szCs w:val="28"/>
+                <w:lang w:val="en-150"/>
+              </w:rPr>
+              <w:t xml:space="preserve">       </w:t>
+            </w:r>
+            <w:r>
+              <w:rPr>
+                <w:b/>
+                <w:bCs/>
+                <w:sz w:val="28"/>
+                <w:szCs w:val="28"/>
+                <w:lang w:val="en-150"/>
+              </w:rPr>
+              <w:t>Column 1</w:t>
+            </w:r>
+          </w:p>
+        </w:tc>
+        <w:tc>
+          <w:tcPr>
+            <w:tcW w:w="0" w:type="auto"/>
+            <w:tcBorders>
+              <w:bottom w:val="single" w:sz="4" w:space="0" w:color="363840"/>
+            </w:tcBorders>
+            <w:vAlign w:val="center"/>
+            <w:hideMark/>
+          </w:tcPr>
+          <w:p>
+            <w:pPr>
+              <w:jc w:val="both"/>
+              <w:rPr>
+                <w:b/>
+                <w:bCs/>
+                <w:sz w:val="28"/>
+                <w:szCs w:val="28"/>
+                <w:lang w:val="en-150"/>
+              </w:rPr>
+            </w:pPr>
+            <w:r>
+              <w:rPr>
+                <w:b/>
+                <w:bCs/>
+                <w:sz w:val="28"/>
+                <w:szCs w:val="28"/>
+                <w:lang w:val="en-150"/>
+              </w:rPr>
+              <w:t xml:space="preserve">       </w:t>
+            </w:r>
+            <w:r>
+              <w:rPr>
+                <w:b/>
+                <w:bCs/>
+                <w:sz w:val="28"/>
+                <w:szCs w:val="28"/>
+                <w:lang w:val="en-150"/>
+              </w:rPr>
+              <w:t>Column 2</w:t>
+            </w:r>
+          </w:p>
+        </w:tc>
+        <w:tc>
+          <w:tcPr>
+            <w:tcW w:w="0" w:type="auto"/>
+            <w:tcBorders>
+              <w:bottom w:val="single" w:sz="4" w:space="0" w:color="363840"/>
+            </w:tcBorders>
+            <w:vAlign w:val="center"/>
+            <w:hideMark/>
+          </w:tcPr>
+          <w:p>
+            <w:pPr>
+              <w:jc w:val="both"/>
+              <w:rPr>
+                <w:b/>
+                <w:bCs/>
+                <w:sz w:val="28"/>
+                <w:szCs w:val="28"/>
+                <w:lang w:val="en-150"/>
+              </w:rPr>
+            </w:pPr>
+            <w:r>
+              <w:rPr>
+                <w:b/>
+                <w:bCs/>
+                <w:sz w:val="28"/>
+                <w:szCs w:val="28"/>
+                <w:lang w:val="en-150"/>
+              </w:rPr>
+              <w:t xml:space="preserve">       </w:t>
+            </w:r>
+            <w:r>
+              <w:rPr>
+                <w:b/>
+                <w:bCs/>
+                <w:sz w:val="28"/>
+                <w:szCs w:val="28"/>
+                <w:lang w:val="en-150"/>
+              </w:rPr>
+              <w:t>Column 3</w:t>
+            </w:r>
+          </w:p>
+        </w:tc>
+        <w:tc>
+          <w:tcPr>
+            <w:tcW w:w="0" w:type="auto"/>
+            <w:tcBorders>
+              <w:bottom w:val="single" w:sz="4" w:space="0" w:color="363840"/>
+            </w:tcBorders>
+            <w:vAlign w:val="center"/>
+            <w:hideMark/>
+          </w:tcPr>
+          <w:p>
+            <w:pPr>
+              <w:jc w:val="both"/>
+              <w:rPr>
+                <w:b/>
+                <w:bCs/>
+                <w:sz w:val="28"/>
+                <w:szCs w:val="28"/>
+                <w:lang w:val="en-150"/>
+              </w:rPr>
+            </w:pPr>
+            <w:r>
+              <w:rPr>
+                <w:b/>
+                <w:bCs/>
+                <w:sz w:val="28"/>
+                <w:szCs w:val="28"/>
+                <w:lang w:val="en-150"/>
+              </w:rPr>
+              <w:t xml:space="preserve">      </w:t>
+            </w:r>
+            <w:r>
+              <w:rPr>
+                <w:b/>
+                <w:bCs/>
+                <w:sz w:val="28"/>
+                <w:szCs w:val="28"/>
+                <w:lang w:val="en-150"/>
+              </w:rPr>
+              <w:t>Column 4</w:t>
+            </w:r>
+          </w:p>
+        </w:tc>
+      </w:tr>
+      <w:tr>
+        <w:trPr>
+          <w:tblCellSpacing w:w="15" w:type="dxa"/>
+        </w:trPr>
+        <w:tc>
+          <w:tcPr>
+            <w:tcW w:w="0" w:type="auto"/>
+            <w:tcBorders>
+              <w:bottom w:val="single" w:sz="4" w:space="0" w:color="363840"/>
+            </w:tcBorders>
+            <w:vAlign w:val="center"/>
+            <w:hideMark/>
+          </w:tcPr>
+          <w:p>
+            <w:pPr>
+              <w:jc w:val="both"/>
+              <w:rPr>
+                <w:sz w:val="28"/>
+                <w:szCs w:val="28"/>
+                <w:lang w:val="en-150"/>
+              </w:rPr>
+            </w:pPr>
+            <w:r>
+              <w:rPr>
+                <w:b/>
+                <w:bCs/>
+                <w:sz w:val="28"/>
+                <w:szCs w:val="28"/>
+                <w:lang w:val="en-150"/>
+              </w:rPr>
+              <w:t>Row0</w:t>
+            </w:r>
+          </w:p>
+        </w:tc>
+        <w:tc>
+          <w:tcPr>
+            <w:tcW w:w="0" w:type="auto"/>
+            <w:tcBorders>
+              <w:bottom w:val="single" w:sz="4" w:space="0" w:color="363840"/>
+            </w:tcBorders>
+            <w:vAlign w:val="center"/>
+            <w:hideMark/>
+          </w:tcPr>
+          <w:p>
+            <w:pPr>
+              <w:ind w:firstLine="720"/>
+              <w:jc w:val="both"/>
+              <w:rPr>
+                <w:sz w:val="28"/>
+                <w:szCs w:val="28"/>
+                <w:lang w:val="en-150"/>
+              </w:rPr>
+            </w:pPr>
+            <w:r>
+              <w:rPr>
+                <w:b/>
+                <w:bCs/>
+                <w:sz w:val="28"/>
+                <w:szCs w:val="28"/>
+                <w:lang w:val="en-150"/>
+              </w:rPr>
+              <w:t>1st</w:t>
+            </w:r>
+          </w:p>
+        </w:tc>
+        <w:tc>
+          <w:tcPr>
+            <w:tcW w:w="0" w:type="auto"/>
+            <w:tcBorders>
+              <w:bottom w:val="single" w:sz="4" w:space="0" w:color="363840"/>
+            </w:tcBorders>
+            <w:vAlign w:val="center"/>
+            <w:hideMark/>
+          </w:tcPr>
+          <w:p>
+            <w:pPr>
+              <w:ind w:firstLine="720"/>
+              <w:jc w:val="both"/>
+              <w:rPr>
+                <w:sz w:val="28"/>
+                <w:szCs w:val="28"/>
+                <w:lang w:val="en-150"/>
+              </w:rPr>
+            </w:pPr>
+            <w:r>
+              <w:rPr>
+                <w:b/>
+                <w:bCs/>
+                <w:sz w:val="28"/>
+                <w:szCs w:val="28"/>
+                <w:lang w:val="en-150"/>
+              </w:rPr>
+              <w:t>2nd</w:t>
+            </w:r>
+          </w:p>
+        </w:tc>
+        <w:tc>
+          <w:tcPr>
+            <w:tcW w:w="0" w:type="auto"/>
+            <w:tcBorders>
+              <w:bottom w:val="single" w:sz="4" w:space="0" w:color="363840"/>
+            </w:tcBorders>
+            <w:vAlign w:val="center"/>
+            <w:hideMark/>
+          </w:tcPr>
+          <w:p>
+            <w:pPr>
+              <w:ind w:firstLine="720"/>
+              <w:jc w:val="both"/>
+              <w:rPr>
+                <w:sz w:val="28"/>
+                <w:szCs w:val="28"/>
+                <w:lang w:val="en-150"/>
+              </w:rPr>
+            </w:pPr>
+            <w:r>
+              <w:rPr>
+                <w:b/>
+                <w:bCs/>
+                <w:sz w:val="28"/>
+                <w:szCs w:val="28"/>
+                <w:lang w:val="en-150"/>
+              </w:rPr>
+              <w:t>3rd</w:t>
+            </w:r>
+          </w:p>
+        </w:tc>
+        <w:tc>
+          <w:tcPr>
+            <w:tcW w:w="0" w:type="auto"/>
+            <w:tcBorders>
+              <w:bottom w:val="single" w:sz="4" w:space="0" w:color="363840"/>
+            </w:tcBorders>
+            <w:vAlign w:val="center"/>
+            <w:hideMark/>
+          </w:tcPr>
+          <w:p>
+            <w:pPr>
+              <w:ind w:firstLine="720"/>
+              <w:jc w:val="both"/>
+              <w:rPr>
+                <w:sz w:val="28"/>
+                <w:szCs w:val="28"/>
+                <w:lang w:val="en-150"/>
+              </w:rPr>
+            </w:pPr>
+            <w:r>
+              <w:rPr>
+                <w:b/>
+                <w:bCs/>
+                <w:sz w:val="28"/>
+                <w:szCs w:val="28"/>
+                <w:lang w:val="en-150"/>
+              </w:rPr>
+              <w:t>4th</w:t>
+            </w:r>
+          </w:p>
+        </w:tc>
+        <w:tc>
+          <w:tcPr>
+            <w:tcW w:w="0" w:type="auto"/>
+            <w:tcBorders>
+              <w:bottom w:val="single" w:sz="4" w:space="0" w:color="363840"/>
+            </w:tcBorders>
+            <w:vAlign w:val="center"/>
+            <w:hideMark/>
+          </w:tcPr>
+          <w:p>
+            <w:pPr>
+              <w:ind w:firstLine="720"/>
+              <w:jc w:val="both"/>
+              <w:rPr>
+                <w:sz w:val="28"/>
+                <w:szCs w:val="28"/>
+                <w:lang w:val="en-150"/>
+              </w:rPr>
+            </w:pPr>
+            <w:r>
+              <w:rPr>
+                <w:b/>
+                <w:bCs/>
+                <w:sz w:val="28"/>
+                <w:szCs w:val="28"/>
+                <w:lang w:val="en-150"/>
+              </w:rPr>
+              <w:t>5th</w:t>
+            </w:r>
+          </w:p>
+        </w:tc>
+      </w:tr>
+      <w:tr>
+        <w:trPr>
+          <w:tblCellSpacing w:w="15" w:type="dxa"/>
+        </w:trPr>
+        <w:tc>
+          <w:tcPr>
+            <w:tcW w:w="0" w:type="auto"/>
+            <w:tcBorders>
+              <w:bottom w:val="single" w:sz="4" w:space="0" w:color="363840"/>
+            </w:tcBorders>
+            <w:vAlign w:val="center"/>
+            <w:hideMark/>
+          </w:tcPr>
+          <w:p>
+            <w:pPr>
+              <w:jc w:val="both"/>
+              <w:rPr>
+                <w:sz w:val="28"/>
+                <w:szCs w:val="28"/>
+                <w:lang w:val="en-150"/>
+              </w:rPr>
+            </w:pPr>
+            <w:r>
+              <w:rPr>
+                <w:b/>
+                <w:bCs/>
+                <w:sz w:val="28"/>
+                <w:szCs w:val="28"/>
+                <w:lang w:val="en-150"/>
+              </w:rPr>
+              <w:t>Row 1</w:t>
+            </w:r>
+          </w:p>
+        </w:tc>
+        <w:tc>
+          <w:tcPr>
+            <w:tcW w:w="0" w:type="auto"/>
+            <w:tcBorders>
+              <w:bottom w:val="single" w:sz="4" w:space="0" w:color="363840"/>
+            </w:tcBorders>
+            <w:vAlign w:val="center"/>
+            <w:hideMark/>
+          </w:tcPr>
+          <w:p>
+            <w:pPr>
+              <w:ind w:firstLine="720"/>
+              <w:jc w:val="both"/>
+              <w:rPr>
+                <w:sz w:val="28"/>
+                <w:szCs w:val="28"/>
+                <w:lang w:val="en-150"/>
+              </w:rPr>
+            </w:pPr>
+            <w:r>
+              <w:rPr>
+                <w:b/>
+                <w:bCs/>
+                <w:sz w:val="28"/>
+                <w:szCs w:val="28"/>
+                <w:lang w:val="en-150"/>
+              </w:rPr>
+              <w:t>6th</w:t>
+            </w:r>
+          </w:p>
+        </w:tc>
+        <w:tc>
+          <w:tcPr>
+            <w:tcW w:w="0" w:type="auto"/>
+            <w:tcBorders>
+              <w:bottom w:val="single" w:sz="4" w:space="0" w:color="363840"/>
+            </w:tcBorders>
+            <w:vAlign w:val="center"/>
+            <w:hideMark/>
+          </w:tcPr>
+          <w:p>
+            <w:pPr>
+              <w:ind w:firstLine="720"/>
+              <w:jc w:val="both"/>
+              <w:rPr>
+                <w:sz w:val="28"/>
+                <w:szCs w:val="28"/>
+                <w:lang w:val="en-150"/>
+              </w:rPr>
+            </w:pPr>
+            <w:r>
+              <w:rPr>
+                <w:b/>
+                <w:bCs/>
+                <w:sz w:val="28"/>
+                <w:szCs w:val="28"/>
+                <w:lang w:val="en-150"/>
+              </w:rPr>
+              <w:t>7th</w:t>
+            </w:r>
+          </w:p>
+        </w:tc>
+        <w:tc>
+          <w:tcPr>
+            <w:tcW w:w="0" w:type="auto"/>
+            <w:tcBorders>
+              <w:bottom w:val="single" w:sz="4" w:space="0" w:color="363840"/>
+            </w:tcBorders>
+            <w:vAlign w:val="center"/>
+            <w:hideMark/>
+          </w:tcPr>
+          <w:p>
+            <w:pPr>
+              <w:ind w:firstLine="720"/>
+              <w:jc w:val="both"/>
+              <w:rPr>
+                <w:sz w:val="28"/>
+                <w:szCs w:val="28"/>
+                <w:lang w:val="en-150"/>
+              </w:rPr>
+            </w:pPr>
+            <w:r>
+              <w:rPr>
+                <w:b/>
+                <w:bCs/>
+                <w:sz w:val="28"/>
+                <w:szCs w:val="28"/>
+                <w:lang w:val="en-150"/>
+              </w:rPr>
+              <w:t>8th</w:t>
+            </w:r>
+          </w:p>
+        </w:tc>
+        <w:tc>
+          <w:tcPr>
+            <w:tcW w:w="0" w:type="auto"/>
+            <w:tcBorders>
+              <w:bottom w:val="single" w:sz="4" w:space="0" w:color="363840"/>
+            </w:tcBorders>
+            <w:vAlign w:val="center"/>
+            <w:hideMark/>
+          </w:tcPr>
+          <w:p>
+            <w:pPr>
+              <w:ind w:firstLine="720"/>
+              <w:jc w:val="both"/>
+              <w:rPr>
+                <w:sz w:val="28"/>
+                <w:szCs w:val="28"/>
+                <w:lang w:val="en-150"/>
+              </w:rPr>
+            </w:pPr>
+            <w:r>
+              <w:rPr>
+                <w:b/>
+                <w:bCs/>
+                <w:sz w:val="28"/>
+                <w:szCs w:val="28"/>
+                <w:lang w:val="en-150"/>
+              </w:rPr>
+              <w:t>9th</w:t>
+            </w:r>
+          </w:p>
+        </w:tc>
+        <w:tc>
+          <w:tcPr>
+            <w:tcW w:w="0" w:type="auto"/>
+            <w:tcBorders>
+              <w:bottom w:val="single" w:sz="4" w:space="0" w:color="363840"/>
+            </w:tcBorders>
+            <w:vAlign w:val="center"/>
+            <w:hideMark/>
+          </w:tcPr>
+          <w:p>
+            <w:pPr>
+              <w:ind w:firstLine="720"/>
+              <w:jc w:val="both"/>
+              <w:rPr>
+                <w:sz w:val="28"/>
+                <w:szCs w:val="28"/>
+                <w:lang w:val="en-150"/>
+              </w:rPr>
+            </w:pPr>
+            <w:r>
+              <w:rPr>
+                <w:b/>
+                <w:bCs/>
+                <w:sz w:val="28"/>
+                <w:szCs w:val="28"/>
+                <w:lang w:val="en-150"/>
+              </w:rPr>
+              <w:t>10th</w:t>
+            </w:r>
+          </w:p>
+        </w:tc>
+      </w:tr>
+      <w:tr>
+        <w:trPr>
+          <w:tblCellSpacing w:w="15" w:type="dxa"/>
+        </w:trPr>
+        <w:tc>
+          <w:tcPr>
+            <w:tcW w:w="0" w:type="auto"/>
+            <w:tcBorders>
+              <w:bottom w:val="nil"/>
+            </w:tcBorders>
+            <w:vAlign w:val="center"/>
+            <w:hideMark/>
+          </w:tcPr>
+          <w:p>
+            <w:pPr>
+              <w:jc w:val="both"/>
+              <w:rPr>
+                <w:sz w:val="28"/>
+                <w:szCs w:val="28"/>
+                <w:lang w:val="en-150"/>
+              </w:rPr>
+            </w:pPr>
+            <w:r>
+              <w:rPr>
+                <w:b/>
+                <w:bCs/>
+                <w:sz w:val="28"/>
+                <w:szCs w:val="28"/>
+                <w:lang w:val="en-150"/>
+              </w:rPr>
+              <w:t>Row 2</w:t>
+            </w:r>
+          </w:p>
+        </w:tc>
+        <w:tc>
+          <w:tcPr>
+            <w:tcW w:w="0" w:type="auto"/>
+            <w:tcBorders>
+              <w:bottom w:val="nil"/>
+            </w:tcBorders>
+            <w:vAlign w:val="center"/>
+            <w:hideMark/>
+          </w:tcPr>
+          <w:p>
+            <w:pPr>
+              <w:ind w:firstLine="720"/>
+              <w:jc w:val="both"/>
+              <w:rPr>
+                <w:sz w:val="28"/>
+                <w:szCs w:val="28"/>
+                <w:lang w:val="en-150"/>
+              </w:rPr>
+            </w:pPr>
+            <w:r>
+              <w:rPr>
+                <w:b/>
+                <w:bCs/>
+                <w:sz w:val="28"/>
+                <w:szCs w:val="28"/>
+                <w:lang w:val="en-150"/>
+              </w:rPr>
+              <w:t>11th</w:t>
+            </w:r>
+          </w:p>
+        </w:tc>
+        <w:tc>
+          <w:tcPr>
+            <w:tcW w:w="0" w:type="auto"/>
+            <w:tcBorders>
+              <w:bottom w:val="nil"/>
+            </w:tcBorders>
+            <w:vAlign w:val="center"/>
+            <w:hideMark/>
+          </w:tcPr>
+          <w:p>
+            <w:pPr>
+              <w:ind w:firstLine="720"/>
+              <w:jc w:val="both"/>
+              <w:rPr>
+                <w:sz w:val="28"/>
+                <w:szCs w:val="28"/>
+                <w:lang w:val="en-150"/>
+              </w:rPr>
+            </w:pPr>
+            <w:r>
+              <w:rPr>
+                <w:b/>
+                <w:bCs/>
+                <w:sz w:val="28"/>
+                <w:szCs w:val="28"/>
+                <w:lang w:val="en-150"/>
+              </w:rPr>
+              <w:t>12th</w:t>
+            </w:r>
+          </w:p>
+        </w:tc>
+        <w:tc>
+          <w:tcPr>
+            <w:tcW w:w="0" w:type="auto"/>
+            <w:tcBorders>
+              <w:bottom w:val="nil"/>
+            </w:tcBorders>
+            <w:vAlign w:val="center"/>
+            <w:hideMark/>
+          </w:tcPr>
+          <w:p>
+            <w:pPr>
+              <w:ind w:firstLine="720"/>
+              <w:jc w:val="both"/>
+              <w:rPr>
+                <w:sz w:val="28"/>
+                <w:szCs w:val="28"/>
+                <w:lang w:val="en-150"/>
+              </w:rPr>
+            </w:pPr>
+            <w:r>
+              <w:rPr>
+                <w:b/>
+                <w:bCs/>
+                <w:sz w:val="28"/>
+                <w:szCs w:val="28"/>
+                <w:lang w:val="en-150"/>
+              </w:rPr>
+              <w:t>13th</w:t>
+            </w:r>
+          </w:p>
+        </w:tc>
+        <w:tc>
+          <w:tcPr>
+            <w:tcW w:w="0" w:type="auto"/>
+            <w:tcBorders>
+              <w:bottom w:val="nil"/>
+            </w:tcBorders>
+            <w:vAlign w:val="center"/>
+            <w:hideMark/>
+          </w:tcPr>
+          <w:p>
+            <w:pPr>
+              <w:ind w:firstLine="720"/>
+              <w:jc w:val="both"/>
+              <w:rPr>
+                <w:sz w:val="28"/>
+                <w:szCs w:val="28"/>
+                <w:lang w:val="en-150"/>
+              </w:rPr>
+            </w:pPr>
+            <w:r>
+              <w:rPr>
+                <w:b/>
+                <w:bCs/>
+                <w:sz w:val="28"/>
+                <w:szCs w:val="28"/>
+                <w:lang w:val="en-150"/>
+              </w:rPr>
+              <w:t>14th</w:t>
+            </w:r>
+          </w:p>
+        </w:tc>
+        <w:tc>
+          <w:tcPr>
+            <w:tcW w:w="0" w:type="auto"/>
+            <w:tcBorders>
+              <w:bottom w:val="nil"/>
+            </w:tcBorders>
+            <w:vAlign w:val="center"/>
+            <w:hideMark/>
+          </w:tcPr>
+          <w:p>
+            <w:pPr>
+              <w:ind w:firstLine="720"/>
+              <w:jc w:val="both"/>
+              <w:rPr>
+                <w:sz w:val="28"/>
+                <w:szCs w:val="28"/>
+                <w:lang w:val="en-150"/>
+              </w:rPr>
+            </w:pPr>
+            <w:r>
+              <w:rPr>
+                <w:b/>
+                <w:bCs/>
+                <w:sz w:val="28"/>
+                <w:szCs w:val="28"/>
+                <w:lang w:val="en-150"/>
+              </w:rPr>
+              <w:t>15th</w:t>
+            </w:r>
+          </w:p>
+        </w:tc>
+      </w:tr>
+    </w:tbl>
+    <w:p>
+      <w:pPr>
+        <w:ind w:firstLine="720"/>
+        <w:jc w:val="both"/>
+        <w:rPr>
+          <w:sz w:val="28"/>
+          <w:szCs w:val="28"/>
+        </w:rPr>
+      </w:pPr>
+    </w:p>
+    <w:p>
+      <w:pPr>
+        <w:jc w:val="both"/>
+        <w:rPr>
+          <w:sz w:val="28"/>
+          <w:szCs w:val="28"/>
+        </w:rPr>
+      </w:pPr>
+    </w:p>
+    <w:p>
+      <w:pPr>
+        <w:jc w:val="both"/>
         <w:rPr>
           <w:b/>
           <w:bCs/>
           <w:sz w:val="28"/>
           <w:szCs w:val="28"/>
         </w:rPr>
-        <w:lastRenderedPageBreak/>
+      </w:pPr>
+    </w:p>
+    <w:p>
+      <w:pPr>
+        <w:jc w:val="both"/>
+        <w:rPr>
+          <w:sz w:val="28"/>
+          <w:szCs w:val="28"/>
+        </w:rPr>
+      </w:pPr>
+      <w:r>
+        <w:rPr>
+          <w:b/>
+          <w:bCs/>
+          <w:sz w:val="28"/>
+          <w:szCs w:val="28"/>
+        </w:rPr>
+        <w:t>6.14</w:t>
+      </w:r>
+      <w:r>
+        <w:rPr>
+          <w:sz w:val="28"/>
+          <w:szCs w:val="28"/>
+        </w:rPr>
+        <w:t xml:space="preserve"> (Variable-Length Argument List) Write an application that calculates the product of a series of integers that are passed to method product using a variable-length argument list. Test your method with several calls, each with a different number of arguments. </w:t>
+      </w:r>
+    </w:p>
+    <w:p>
+      <w:pPr>
+        <w:jc w:val="both"/>
+        <w:rPr>
+          <w:sz w:val="28"/>
+          <w:szCs w:val="28"/>
+        </w:rPr>
+      </w:pPr>
+    </w:p>
+    <w:p>
+      <w:pPr>
+        <w:jc w:val="both"/>
+        <w:rPr>
+          <w:sz w:val="28"/>
+          <w:szCs w:val="28"/>
+        </w:rPr>
+      </w:pPr>
+      <w:r>
+        <w:rPr>
+          <w:b/>
+          <w:bCs/>
+          <w:sz w:val="28"/>
+          <w:szCs w:val="28"/>
+        </w:rPr>
+        <w:t>6.15</w:t>
+      </w:r>
+      <w:r>
+        <w:rPr>
+          <w:sz w:val="28"/>
+          <w:szCs w:val="28"/>
+        </w:rPr>
+        <w:t xml:space="preserve"> (Command-Line Arguments) Rewrite Fig. 6.2 so that the size of the array is specified by the first command-line argument. If no command-line argument is supplied, use 10 as the default size of the array. </w:t>
+      </w:r>
+    </w:p>
+    <w:p>
+      <w:pPr>
+        <w:jc w:val="both"/>
+        <w:rPr>
+          <w:sz w:val="28"/>
+          <w:szCs w:val="28"/>
+        </w:rPr>
+      </w:pPr>
+    </w:p>
+    <w:p>
+      <w:pPr>
+        <w:jc w:val="both"/>
+        <w:rPr>
+          <w:sz w:val="28"/>
+          <w:szCs w:val="28"/>
+        </w:rPr>
+      </w:pPr>
+      <w:r>
+        <w:rPr>
+          <w:b/>
+          <w:bCs/>
+          <w:sz w:val="28"/>
+          <w:szCs w:val="28"/>
+        </w:rPr>
         <w:t>6.16</w:t>
       </w:r>
       <w:r>
@@ -742,6 +2064,7 @@
           <w:sz w:val="16"/>
           <w:szCs w:val="16"/>
         </w:rPr>
+        <w:lastRenderedPageBreak/>
         <w:drawing>
           <wp:inline distT="0" distB="0" distL="0" distR="0" wp14:anchorId="6E4DD8C0" wp14:editId="0BFECE2E">
             <wp:extent cx="6097651" cy="2330867"/>
@@ -879,7 +2202,6 @@
           <w:sz w:val="28"/>
           <w:szCs w:val="28"/>
         </w:rPr>
-        <w:lastRenderedPageBreak/>
         <w:t xml:space="preserve">Your application should display the following alternatives: Please type 1 for First Class and Please type 2 for Economy. If the user types 1, your application should assign a seat in the </w:t>
       </w:r>
       <w:proofErr w:type="spellStart"/>
@@ -1046,23 +2368,7 @@
           <w:sz w:val="28"/>
           <w:szCs w:val="28"/>
         </w:rPr>
-        <w:t xml:space="preserve">b) The product </w:t>
-      </w:r>
-      <w:proofErr w:type="gramStart"/>
-      <w:r>
-        <w:rPr>
-          <w:sz w:val="28"/>
-          <w:szCs w:val="28"/>
-        </w:rPr>
-        <w:t>number</w:t>
-      </w:r>
-      <w:proofErr w:type="gramEnd"/>
-      <w:r>
-        <w:rPr>
-          <w:sz w:val="28"/>
-          <w:szCs w:val="28"/>
-        </w:rPr>
-        <w:t xml:space="preserve"> </w:t>
+        <w:t xml:space="preserve">b) The product number </w:t>
       </w:r>
     </w:p>
     <w:p>
@@ -1094,15 +2400,7 @@
           <w:sz w:val="28"/>
           <w:szCs w:val="28"/>
         </w:rPr>
-        <w:t xml:space="preserve">Thus, each salesperson passes in between 0 and 5 sales slips per day. Assume that the information from all the slips for last month is available. Write an application that will read all this information for last month’s sales and summarize the total sales by salesperson and by product. All totals should be stored in the two-dimensional array sales. After processing all the information for last month, display the results in tabular format, with each column representing a salesperson and each row representing a particular product. Cross-total each row to get the total sales of each product for last month. Cross-total each column to get the total sales </w:t>
-      </w:r>
-      <w:r>
-        <w:rPr>
-          <w:sz w:val="28"/>
-          <w:szCs w:val="28"/>
-        </w:rPr>
-        <w:lastRenderedPageBreak/>
-        <w:t xml:space="preserve">by salesperson for last month. Your output should include these cross-totals to the right of the totaled rows and to the bottom of the totaled columns. </w:t>
+        <w:t xml:space="preserve">Thus, each salesperson passes in between 0 and 5 sales slips per day. Assume that the information from all the slips for last month is available. Write an application that will read all this information for last month’s sales and summarize the total sales by salesperson and by product. All totals should be stored in the two-dimensional array sales. After processing all the information for last month, display the results in tabular format, with each column representing a salesperson and each row representing a particular product. Cross-total each row to get the total sales of each product for last month. Cross-total each column to get the total sales by salesperson for last month. Your output should include these cross-totals to the right of the totaled rows and to the bottom of the totaled columns. </w:t>
       </w:r>
     </w:p>
     <w:p>
@@ -1189,6 +2487,7 @@
           <w:sz w:val="28"/>
           <w:szCs w:val="28"/>
         </w:rPr>
+        <w:lastRenderedPageBreak/>
         <w:drawing>
           <wp:inline distT="0" distB="0" distL="0" distR="0" wp14:anchorId="66B2E15D" wp14:editId="05EEEC5D">
             <wp:extent cx="5558619" cy="1581912"/>
@@ -1332,7 +2631,6 @@
         <w:ind w:left="720"/>
       </w:pPr>
       <w:r>
-        <w:lastRenderedPageBreak/>
         <w:t xml:space="preserve">2 </w:t>
       </w:r>
     </w:p>
@@ -1559,15 +2857,7 @@
           <w:sz w:val="28"/>
           <w:szCs w:val="28"/>
         </w:rPr>
-        <w:t xml:space="preserve">b) Now let’s develop an application that will move the knight around a chessboard. The board is represented by an eight-by-eight two-dimensional array board. Each square is initialized to zero. We describe each of the eight possible </w:t>
-      </w:r>
-      <w:r>
-        <w:rPr>
-          <w:sz w:val="28"/>
-          <w:szCs w:val="28"/>
-        </w:rPr>
-        <w:lastRenderedPageBreak/>
-        <w:t>moves in terms of its horizontal and vertical components. For example, a move of type 0, as shown in Fig. 6.23, consists of moving two squares horizontally to the right and one square vertically upward. A move of type 2 consists of moving one square horizontally to the left and two squares vertically upward. Horizontal moves to the left and vertical moves upward are indicated with negative numbers. The eight moves may be described by two one-dimensional arrays, horizontal and vertical, as follows:</w:t>
+        <w:t>b) Now let’s develop an application that will move the knight around a chessboard. The board is represented by an eight-by-eight two-dimensional array board. Each square is initialized to zero. We describe each of the eight possible moves in terms of its horizontal and vertical components. For example, a move of type 0, as shown in Fig. 6.23, consists of moving two squares horizontally to the right and one square vertically upward. A move of type 2 consists of moving one square horizontally to the left and two squares vertically upward. Horizontal moves to the left and vertical moves upward are indicated with negative numbers. The eight moves may be described by two one-dimensional arrays, horizontal and vertical, as follows:</w:t>
       </w:r>
     </w:p>
     <w:p>
@@ -1584,6 +2874,7 @@
           <w:sz w:val="16"/>
           <w:szCs w:val="16"/>
         </w:rPr>
+        <w:lastRenderedPageBreak/>
         <w:drawing>
           <wp:inline distT="0" distB="0" distL="0" distR="0" wp14:anchorId="7A8DE945" wp14:editId="108B1D71">
             <wp:extent cx="5934456" cy="2554069"/>
@@ -1676,12 +2967,21 @@
         </w:rPr>
         <w:tab/>
       </w:r>
-      <w:r>
-        <w:rPr>
-          <w:sz w:val="28"/>
-          <w:szCs w:val="28"/>
-        </w:rPr>
-        <w:t xml:space="preserve">vertical[0] = -1 </w:t>
+      <w:proofErr w:type="gramStart"/>
+      <w:r>
+        <w:rPr>
+          <w:sz w:val="28"/>
+          <w:szCs w:val="28"/>
+        </w:rPr>
+        <w:t>vertical[</w:t>
+      </w:r>
+      <w:proofErr w:type="gramEnd"/>
+      <w:r>
+        <w:rPr>
+          <w:sz w:val="28"/>
+          <w:szCs w:val="28"/>
+        </w:rPr>
+        <w:t xml:space="preserve">0] = -1 </w:t>
       </w:r>
     </w:p>
     <w:p>
@@ -1723,12 +3023,21 @@
         </w:rPr>
         <w:tab/>
       </w:r>
-      <w:r>
-        <w:rPr>
-          <w:sz w:val="28"/>
-          <w:szCs w:val="28"/>
-        </w:rPr>
-        <w:t xml:space="preserve">vertical[1] = -2 </w:t>
+      <w:proofErr w:type="gramStart"/>
+      <w:r>
+        <w:rPr>
+          <w:sz w:val="28"/>
+          <w:szCs w:val="28"/>
+        </w:rPr>
+        <w:t>vertical[</w:t>
+      </w:r>
+      <w:proofErr w:type="gramEnd"/>
+      <w:r>
+        <w:rPr>
+          <w:sz w:val="28"/>
+          <w:szCs w:val="28"/>
+        </w:rPr>
+        <w:t xml:space="preserve">1] = -2 </w:t>
       </w:r>
     </w:p>
     <w:p>
@@ -1777,12 +3086,21 @@
         </w:rPr>
         <w:tab/>
       </w:r>
-      <w:r>
-        <w:rPr>
-          <w:sz w:val="28"/>
-          <w:szCs w:val="28"/>
-        </w:rPr>
-        <w:t xml:space="preserve">vertical[2] = -2 </w:t>
+      <w:proofErr w:type="gramStart"/>
+      <w:r>
+        <w:rPr>
+          <w:sz w:val="28"/>
+          <w:szCs w:val="28"/>
+        </w:rPr>
+        <w:t>vertical[</w:t>
+      </w:r>
+      <w:proofErr w:type="gramEnd"/>
+      <w:r>
+        <w:rPr>
+          <w:sz w:val="28"/>
+          <w:szCs w:val="28"/>
+        </w:rPr>
+        <w:t xml:space="preserve">2] = -2 </w:t>
       </w:r>
     </w:p>
     <w:p>
@@ -1824,12 +3142,21 @@
         </w:rPr>
         <w:tab/>
       </w:r>
-      <w:r>
-        <w:rPr>
-          <w:sz w:val="28"/>
-          <w:szCs w:val="28"/>
-        </w:rPr>
-        <w:t xml:space="preserve">vertical[3] = -1 </w:t>
+      <w:proofErr w:type="gramStart"/>
+      <w:r>
+        <w:rPr>
+          <w:sz w:val="28"/>
+          <w:szCs w:val="28"/>
+        </w:rPr>
+        <w:t>vertical[</w:t>
+      </w:r>
+      <w:proofErr w:type="gramEnd"/>
+      <w:r>
+        <w:rPr>
+          <w:sz w:val="28"/>
+          <w:szCs w:val="28"/>
+        </w:rPr>
+        <w:t xml:space="preserve">3] = -1 </w:t>
       </w:r>
     </w:p>
     <w:p>
@@ -1871,12 +3198,21 @@
         </w:rPr>
         <w:tab/>
       </w:r>
-      <w:r>
-        <w:rPr>
-          <w:sz w:val="28"/>
-          <w:szCs w:val="28"/>
-        </w:rPr>
-        <w:t xml:space="preserve">vertical[4] = 1 </w:t>
+      <w:proofErr w:type="gramStart"/>
+      <w:r>
+        <w:rPr>
+          <w:sz w:val="28"/>
+          <w:szCs w:val="28"/>
+        </w:rPr>
+        <w:t>vertical[</w:t>
+      </w:r>
+      <w:proofErr w:type="gramEnd"/>
+      <w:r>
+        <w:rPr>
+          <w:sz w:val="28"/>
+          <w:szCs w:val="28"/>
+        </w:rPr>
+        <w:t xml:space="preserve">4] = 1 </w:t>
       </w:r>
     </w:p>
     <w:p>
@@ -1918,12 +3254,21 @@
         </w:rPr>
         <w:tab/>
       </w:r>
-      <w:r>
-        <w:rPr>
-          <w:sz w:val="28"/>
-          <w:szCs w:val="28"/>
-        </w:rPr>
-        <w:t xml:space="preserve">vertical[5] = 2 </w:t>
+      <w:proofErr w:type="gramStart"/>
+      <w:r>
+        <w:rPr>
+          <w:sz w:val="28"/>
+          <w:szCs w:val="28"/>
+        </w:rPr>
+        <w:t>vertical[</w:t>
+      </w:r>
+      <w:proofErr w:type="gramEnd"/>
+      <w:r>
+        <w:rPr>
+          <w:sz w:val="28"/>
+          <w:szCs w:val="28"/>
+        </w:rPr>
+        <w:t xml:space="preserve">5] = 2 </w:t>
       </w:r>
     </w:p>
     <w:p>
@@ -1965,12 +3310,21 @@
         </w:rPr>
         <w:tab/>
       </w:r>
-      <w:r>
-        <w:rPr>
-          <w:sz w:val="28"/>
-          <w:szCs w:val="28"/>
-        </w:rPr>
-        <w:t xml:space="preserve">vertical[6] = 2 </w:t>
+      <w:proofErr w:type="gramStart"/>
+      <w:r>
+        <w:rPr>
+          <w:sz w:val="28"/>
+          <w:szCs w:val="28"/>
+        </w:rPr>
+        <w:t>vertical[</w:t>
+      </w:r>
+      <w:proofErr w:type="gramEnd"/>
+      <w:r>
+        <w:rPr>
+          <w:sz w:val="28"/>
+          <w:szCs w:val="28"/>
+        </w:rPr>
+        <w:t xml:space="preserve">6] = 2 </w:t>
       </w:r>
     </w:p>
     <w:p>
@@ -2012,12 +3366,21 @@
         </w:rPr>
         <w:tab/>
       </w:r>
-      <w:r>
-        <w:rPr>
-          <w:sz w:val="28"/>
-          <w:szCs w:val="28"/>
-        </w:rPr>
-        <w:t xml:space="preserve">vertical[7] = 1 </w:t>
+      <w:proofErr w:type="gramStart"/>
+      <w:r>
+        <w:rPr>
+          <w:sz w:val="28"/>
+          <w:szCs w:val="28"/>
+        </w:rPr>
+        <w:t>vertical[</w:t>
+      </w:r>
+      <w:proofErr w:type="gramEnd"/>
+      <w:r>
+        <w:rPr>
+          <w:sz w:val="28"/>
+          <w:szCs w:val="28"/>
+        </w:rPr>
+        <w:t xml:space="preserve">7] = 1 </w:t>
       </w:r>
     </w:p>
     <w:p>
@@ -2189,7 +3552,24 @@
           <w:sz w:val="28"/>
           <w:szCs w:val="28"/>
         </w:rPr>
-        <w:t xml:space="preserve">Write an application to move the knight around the chessboard. Keep a counter that varies from 1 to 64. Record the latest count in each square the knight </w:t>
+        <w:t xml:space="preserve">Write an application to move the knight around the chessboard. Keep a counter that varies from 1 to 64. Record the latest count in each square the knight moves to. Test each potential move to see if the knight has already visited that square. Test every potential move to ensure that the knight does not land off the chessboard. Run the application. How many moves did the knight make? </w:t>
+      </w:r>
+    </w:p>
+    <w:p>
+      <w:pPr>
+        <w:ind w:left="720"/>
+        <w:jc w:val="both"/>
+        <w:rPr>
+          <w:sz w:val="28"/>
+          <w:szCs w:val="28"/>
+        </w:rPr>
+      </w:pPr>
+      <w:r>
+        <w:rPr>
+          <w:sz w:val="28"/>
+          <w:szCs w:val="28"/>
+        </w:rPr>
+        <w:t xml:space="preserve">c) After attempting to write and run a Knight’s Tour application, you’ve probably developed some valuable insights. We’ll use these insights to develop a heuristic (i.e., a common-sense rule) for moving the knight. Heuristics do not guarantee success, but a carefully developed heuristic </w:t>
       </w:r>
       <w:r>
         <w:rPr>
@@ -2197,24 +3577,7 @@
           <w:szCs w:val="28"/>
         </w:rPr>
         <w:lastRenderedPageBreak/>
-        <w:t xml:space="preserve">moves to. Test each potential move to see if the knight has already visited that square. Test every potential move to ensure that the knight does not land off the chessboard. Run the application. How many moves did the knight make? </w:t>
-      </w:r>
-    </w:p>
-    <w:p>
-      <w:pPr>
-        <w:ind w:left="720"/>
-        <w:jc w:val="both"/>
-        <w:rPr>
-          <w:sz w:val="28"/>
-          <w:szCs w:val="28"/>
-        </w:rPr>
-      </w:pPr>
-      <w:r>
-        <w:rPr>
-          <w:sz w:val="28"/>
-          <w:szCs w:val="28"/>
-        </w:rPr>
-        <w:t xml:space="preserve">c) After attempting to write and run a Knight’s Tour application, you’ve probably developed some valuable insights. We’ll use these insights to develop a heuristic (i.e., a common-sense rule) for moving the knight. Heuristics do not guarantee success, but a carefully developed heuristic greatly improves the chance of success. You may have observed that the outer squares are more troublesome than the squares nearer the center of the board. In fact, the most troublesome or inaccessible squares are the four corners. </w:t>
+        <w:t xml:space="preserve">greatly improves the chance of success. You may have observed that the outer squares are more troublesome than the squares nearer the center of the board. In fact, the most troublesome or inaccessible squares are the four corners. </w:t>
       </w:r>
     </w:p>
     <w:p>
@@ -2699,31 +4062,24 @@
           <w:sz w:val="28"/>
           <w:szCs w:val="28"/>
         </w:rPr>
-        <w:t xml:space="preserve">Write a new version of the Knight’s Tour, using the accessibility heuristic. The knight should always move to the square with the lowest accessibility number. In case of a tie, the knight may move to any of the tied squares. Therefore, the tour may begin in any of the four corners. [Note: As </w:t>
-      </w:r>
+        <w:t xml:space="preserve">Write a new version of the Knight’s Tour, using the accessibility heuristic. The knight should always move to the square with the lowest accessibility number. In case of a tie, the knight may move to any of the tied squares. Therefore, the tour may begin in any of the four corners. [Note: As the knight moves around the chessboard, your application should reduce the accessibility numbers as more squares become occupied. In this way, at any given time during the tour, each available square’s accessibility number will remain equal to precisely the number of squares from which that square may be reached.] Run this version of your application. Did you get a full tour? Modify the application to run 64 tours, one starting from each square of the chessboard. How many full tours did you get? </w:t>
+      </w:r>
+    </w:p>
+    <w:p>
+      <w:pPr>
+        <w:ind w:left="720"/>
+        <w:jc w:val="both"/>
+        <w:rPr>
+          <w:sz w:val="28"/>
+          <w:szCs w:val="28"/>
+        </w:rPr>
+      </w:pPr>
       <w:r>
         <w:rPr>
           <w:sz w:val="28"/>
           <w:szCs w:val="28"/>
         </w:rPr>
         <w:lastRenderedPageBreak/>
-        <w:t xml:space="preserve">the knight moves around the chessboard, your application should reduce the accessibility numbers as more squares become occupied. In this way, at any given time during the tour, each available square’s accessibility number will remain equal to precisely the number of squares from which that square may be reached.] Run this version of your application. Did you get a full tour? Modify the application to run 64 tours, one starting from each square of the chessboard. How many full tours did you get? </w:t>
-      </w:r>
-    </w:p>
-    <w:p>
-      <w:pPr>
-        <w:ind w:left="720"/>
-        <w:jc w:val="both"/>
-        <w:rPr>
-          <w:sz w:val="28"/>
-          <w:szCs w:val="28"/>
-        </w:rPr>
-      </w:pPr>
-      <w:r>
-        <w:rPr>
-          <w:sz w:val="28"/>
-          <w:szCs w:val="28"/>
-        </w:rPr>
         <w:t xml:space="preserve">d) Write a version of the Knight’s Tour application that, when encountering a tie between two or more squares, decides what square to choose by looking ahead to those squares reachable from the “tied” squares. Your application should move to the tied square for which the next move would arrive at a square with the lowest accessibility number. </w:t>
       </w:r>
     </w:p>
@@ -2876,15 +4232,7 @@
           <w:sz w:val="28"/>
           <w:szCs w:val="28"/>
         </w:rPr>
-        <w:t xml:space="preserve">Most likely, the application in part (b) gave you some “respectable” tours, but no full tours. Now let your application run until it produces a </w:t>
-      </w:r>
-      <w:r>
-        <w:rPr>
-          <w:sz w:val="28"/>
-          <w:szCs w:val="28"/>
-        </w:rPr>
-        <w:lastRenderedPageBreak/>
-        <w:t xml:space="preserve">full tour. [Caution: This version of the application could run for hours on a powerful computer.] Once again, keep a table of the number of tours of each length, and display this table when the first full tour is found. How many tours did your application attempt before producing a full tour? How much time did it take? </w:t>
+        <w:t xml:space="preserve">Most likely, the application in part (b) gave you some “respectable” tours, but no full tours. Now let your application run until it produces a full tour. [Caution: This version of the application could run for hours on a powerful computer.] Once again, keep a table of the number of tours of each length, and display this table when the first full tour is found. How many tours did your application attempt before producing a full tour? How much time did it take? </w:t>
       </w:r>
     </w:p>
     <w:p>
@@ -2914,6 +4262,7 @@
           <w:sz w:val="28"/>
           <w:szCs w:val="28"/>
         </w:rPr>
+        <w:lastRenderedPageBreak/>
         <w:t xml:space="preserve">Compare the brute-force version of the Knight’s Tour with the accessibility-heuristic version. Which required a more careful study of the problem? Which algorithm was more difficult to develop? Which required more computer power? Could we be certain (in advance) of obtaining a full tour with the accessibility-heuristic approach? Could we be certain (in advance) of obtaining a full tour with the brute-force approach? Argue the pros and cons of brute-force problem solving in general. </w:t>
       </w:r>
     </w:p>
@@ -2981,7 +4330,6 @@
           <w:sz w:val="16"/>
           <w:szCs w:val="16"/>
         </w:rPr>
-        <w:lastRenderedPageBreak/>
         <w:drawing>
           <wp:inline distT="0" distB="0" distL="0" distR="0" wp14:anchorId="5D2541B4" wp14:editId="79567BFD">
             <wp:extent cx="5878000" cy="2529586"/>
@@ -3280,7 +4628,15 @@
           <w:sz w:val="28"/>
           <w:szCs w:val="28"/>
         </w:rPr>
-        <w:t>b) Starting with array index 2, determine whether a given element is true. If so, loop through the remainder of the array and set to false every element whose index is a multiple of the index for the element with value true. Then continue the process with the next element with value true. For array index 2, all elements beyond element 2 in the array that have indices which are multiples of 2 (indices 4, 6, 8, 10, etc.) will be set to false; for array index 3, all elements beyond element 3 in the array that have indices which are multiples of 3 (indices 6, 9, 12, 15, etc.) will be set to false; and so on.</w:t>
+        <w:t xml:space="preserve">b) Starting with array index 2, determine whether a given element is true. If so, loop through the remainder of the array and set to false every element whose index is a multiple of the index for the element with value true. Then continue the process </w:t>
+      </w:r>
+      <w:r>
+        <w:rPr>
+          <w:sz w:val="28"/>
+          <w:szCs w:val="28"/>
+        </w:rPr>
+        <w:lastRenderedPageBreak/>
+        <w:t>with the next element with value true. For array index 2, all elements beyond element 2 in the array that have indices which are multiples of 2 (indices 4, 6, 8, 10, etc.) will be set to false; for array index 3, all elements beyond element 3 in the array that have indices which are multiples of 3 (indices 6, 9, 12, 15, etc.) will be set to false; and so on.</w:t>
       </w:r>
       <w:r>
         <w:rPr>
@@ -3372,15 +4728,7 @@
           <w:sz w:val="28"/>
           <w:szCs w:val="28"/>
         </w:rPr>
-        <w:t xml:space="preserve">A clock ticks once per second. With each tick of the clock, your application should adjust the position of the animals according to the rules in Fig. 6.25. Use </w:t>
-      </w:r>
-      <w:r>
-        <w:rPr>
-          <w:sz w:val="28"/>
-          <w:szCs w:val="28"/>
-        </w:rPr>
-        <w:lastRenderedPageBreak/>
-        <w:t xml:space="preserve">variables to keep track of the positions of the animals (i.e., position numbers are 1–70). Start each animal at position 1 (the “starting gate”). If an </w:t>
+        <w:t xml:space="preserve">A clock ticks once per second. With each tick of the clock, your application should adjust the position of the animals according to the rules in Fig. 6.25. Use variables to keep track of the positions of the animals (i.e., position numbers are 1–70). Start each animal at position 1 (the “starting gate”). If an </w:t>
       </w:r>
       <w:proofErr w:type="gramStart"/>
       <w:r>
@@ -3413,6 +4761,7 @@
           <w:sz w:val="16"/>
           <w:szCs w:val="16"/>
         </w:rPr>
+        <w:lastRenderedPageBreak/>
         <w:drawing>
           <wp:inline distT="0" distB="0" distL="0" distR="0" wp14:anchorId="77BC919E" wp14:editId="580D6AAE">
             <wp:extent cx="6336792" cy="2971050"/>
@@ -3652,23 +5001,7 @@
           <w:sz w:val="28"/>
           <w:szCs w:val="28"/>
         </w:rPr>
-        <w:t>Then, for each tick of the clock (i.e., each repetition of a loop), display a 70-position line showing the letter T in the position of the tortoise and the letter H in the position of the hare. Occasionally, the contenders will land on the same square. In this case, the tortoise bites the hare, and your application should display OUCH!!! beginning at that position. All output positions other than the T, the H or the OUCH!!! (</w:t>
-      </w:r>
-      <w:proofErr w:type="gramStart"/>
-      <w:r>
-        <w:rPr>
-          <w:sz w:val="28"/>
-          <w:szCs w:val="28"/>
-        </w:rPr>
-        <w:t>in</w:t>
-      </w:r>
-      <w:proofErr w:type="gramEnd"/>
-      <w:r>
-        <w:rPr>
-          <w:sz w:val="28"/>
-          <w:szCs w:val="28"/>
-        </w:rPr>
-        <w:t xml:space="preserve"> case of a tie) should be blank. </w:t>
+        <w:t xml:space="preserve">Then, for each tick of the clock (i.e., each repetition of a loop), display a 70-position line showing the letter T in the position of the tortoise and the letter H in the position of the hare. Occasionally, the contenders will land on the same square. In this case, the tortoise bites the hare, and your application should display OUCH!!! beginning at that position. All output positions other than the T, the H or the OUCH!!! (in case of a tie) should be blank. </w:t>
       </w:r>
     </w:p>
     <w:p>
@@ -3701,7 +5034,7 @@
           <w:sz w:val="28"/>
           <w:szCs w:val="28"/>
         </w:rPr>
-        <w:t xml:space="preserve">. If both animals win on the same tick of the clock, you may want to favor the </w:t>
+        <w:t xml:space="preserve">. If both animals win on the same tick of the clock, you may want to favor the tortoise (the “underdog”), or you may want to display It's a tie. If neither animal wins, perform the loop again to simulate the next tick of the clock. When you’re </w:t>
       </w:r>
       <w:r>
         <w:rPr>
@@ -3709,7 +5042,7 @@
           <w:szCs w:val="28"/>
         </w:rPr>
         <w:lastRenderedPageBreak/>
-        <w:t xml:space="preserve">tortoise (the “underdog”), or you may want to display It's a tie. If neither animal wins, perform the loop again to simulate the next tick of the clock. When you’re ready to run your application, assemble a group of fans to watch the race. You’ll be amazed at how involved your audience gets! </w:t>
+        <w:t xml:space="preserve">ready to run your application, assemble a group of fans to watch the race. You’ll be amazed at how involved your audience gets! </w:t>
       </w:r>
     </w:p>
     <w:p>
@@ -3929,7 +5262,23 @@
           <w:sz w:val="28"/>
           <w:szCs w:val="28"/>
         </w:rPr>
-        <w:t xml:space="preserve"> The Internet and the web are enabling more people to network, join a cause, voice opinions, and so on. Recent presidential candidates have used the Internet intensively to get out their messages and raise money for their campaigns. In this exercise, you’ll write a simple polling program that allows users to rate five social-consciousness issues from 1 (least important) to 10 (most important). Pick five causes that are important </w:t>
+        <w:t xml:space="preserve"> The Internet and the web are enabling more people to network, join a cause, voice opinions, and so on. Recent presidential candidates have used the Internet intensively to get out their messages and raise money for their campaigns. In this exercise, you’ll write a simple polling program that allows users to rate five social-consciousness issues from 1 (least important) to 10 (most important). Pick five causes that are important to you (e.g., political issues, global environmental issues). Use a </w:t>
+      </w:r>
+      <w:proofErr w:type="gramStart"/>
+      <w:r>
+        <w:rPr>
+          <w:sz w:val="28"/>
+          <w:szCs w:val="28"/>
+        </w:rPr>
+        <w:t>one-dimensional array topics (of type String)</w:t>
+      </w:r>
+      <w:proofErr w:type="gramEnd"/>
+      <w:r>
+        <w:rPr>
+          <w:sz w:val="28"/>
+          <w:szCs w:val="28"/>
+        </w:rPr>
+        <w:t xml:space="preserve"> to store the five causes. To </w:t>
       </w:r>
       <w:r>
         <w:rPr>
@@ -3937,23 +5286,7 @@
           <w:szCs w:val="28"/>
         </w:rPr>
         <w:lastRenderedPageBreak/>
-        <w:t xml:space="preserve">to you (e.g., political issues, global environmental issues). Use a </w:t>
-      </w:r>
-      <w:proofErr w:type="gramStart"/>
-      <w:r>
-        <w:rPr>
-          <w:sz w:val="28"/>
-          <w:szCs w:val="28"/>
-        </w:rPr>
-        <w:t>one-dimensional array topics (of type String)</w:t>
-      </w:r>
-      <w:proofErr w:type="gramEnd"/>
-      <w:r>
-        <w:rPr>
-          <w:sz w:val="28"/>
-          <w:szCs w:val="28"/>
-        </w:rPr>
-        <w:t xml:space="preserve"> to store the five causes. To summarize the survey responses, use a 5-row, 10-column two-dimensional array responses (of type int), each row corresponding to an element in the topics array. When the program runs, it should ask the user to rate each issue. Have your friends and family respond to the survey. Then have the program display a summary of the results, including: </w:t>
+        <w:t xml:space="preserve">summarize the survey responses, use a 5-row, 10-column two-dimensional array responses (of type int), each row corresponding to an element in the topics array. When the program runs, it should ask the user to rate each issue. Have your friends and family respond to the survey. Then have the program display a summary of the results, including: </w:t>
       </w:r>
     </w:p>
     <w:p>
@@ -4035,7 +5368,7 @@
 </file>
 
 <file path=word/numbering.xml><?xml version="1.0" encoding="utf-8"?>
-<w:numbering xmlns:wpc="http://schemas.microsoft.com/office/word/2010/wordprocessingCanvas" xmlns:cx="http://schemas.microsoft.com/office/drawing/2014/chartex" xmlns:cx1="http://schemas.microsoft.com/office/drawing/2015/9/8/chartex" xmlns:cx2="http://schemas.microsoft.com/office/drawing/2015/10/21/chartex" xmlns:cx3="http://schemas.microsoft.com/office/drawing/2016/5/9/chartex" xmlns:cx4="http://schemas.microsoft.com/office/drawing/2016/5/10/chartex" xmlns:cx5="http://schemas.microsoft.com/office/drawing/2016/5/11/chartex" xmlns:cx6="http://schemas.microsoft.com/office/drawing/2016/5/12/chartex" xmlns:cx7="http://schemas.microsoft.com/office/drawing/2016/5/13/chartex" xmlns:cx8="http://schemas.microsoft.com/office/drawing/2016/5/14/chartex" xmlns:mc="http://schemas.openxmlformats.org/markup-compatibility/2006" xmlns:aink="http://schemas.microsoft.com/office/drawing/2016/ink" xmlns:am3d="http://schemas.microsoft.com/office/drawing/2017/model3d" xmlns:o="urn:schemas-microsoft-com:office:office" xmlns:r="http://schemas.openxmlformats.org/officeDocument/2006/relationships" xmlns:m="http://schemas.openxmlformats.org/officeDocument/2006/math" xmlns:v="urn:schemas-microsoft-com:vml" xmlns:wp14="http://schemas.microsoft.com/office/word/2010/wordprocessingDrawing" xmlns:wp="http://schemas.openxmlformats.org/drawingml/2006/wordprocessingDrawing" xmlns:w10="urn:schemas-microsoft-com:office:word" xmlns:w="http://schemas.openxmlformats.org/wordprocessingml/2006/main" xmlns:w14="http://schemas.microsoft.com/office/word/2010/wordml" xmlns:w15="http://schemas.microsoft.com/office/word/2012/wordml" xmlns:w16cex="http://schemas.microsoft.com/office/word/2018/wordml/cex" xmlns:w16cid="http://schemas.microsoft.com/office/word/2016/wordml/cid" xmlns:w16="http://schemas.microsoft.com/office/word/2018/wordml" xmlns:w16sdtdh="http://schemas.microsoft.com/office/word/2020/wordml/sdtdatahash" xmlns:w16se="http://schemas.microsoft.com/office/word/2015/wordml/symex" xmlns:wpg="http://schemas.microsoft.com/office/word/2010/wordprocessingGroup" xmlns:wpi="http://schemas.microsoft.com/office/word/2010/wordprocessingInk" xmlns:wne="http://schemas.microsoft.com/office/word/2006/wordml" xmlns:wps="http://schemas.microsoft.com/office/word/2010/wordprocessingShape" mc:Ignorable="w14 w15 w16se w16cid w16 w16cex w16sdtdh wp14">
+<w:numbering xmlns:wpc="http://schemas.microsoft.com/office/word/2010/wordprocessingCanvas" xmlns:cx="http://schemas.microsoft.com/office/drawing/2014/chartex" xmlns:cx1="http://schemas.microsoft.com/office/drawing/2015/9/8/chartex" xmlns:cx2="http://schemas.microsoft.com/office/drawing/2015/10/21/chartex" xmlns:cx3="http://schemas.microsoft.com/office/drawing/2016/5/9/chartex" xmlns:cx4="http://schemas.microsoft.com/office/drawing/2016/5/10/chartex" xmlns:cx5="http://schemas.microsoft.com/office/drawing/2016/5/11/chartex" xmlns:cx6="http://schemas.microsoft.com/office/drawing/2016/5/12/chartex" xmlns:cx7="http://schemas.microsoft.com/office/drawing/2016/5/13/chartex" xmlns:cx8="http://schemas.microsoft.com/office/drawing/2016/5/14/chartex" xmlns:mc="http://schemas.openxmlformats.org/markup-compatibility/2006" xmlns:aink="http://schemas.microsoft.com/office/drawing/2016/ink" xmlns:am3d="http://schemas.microsoft.com/office/drawing/2017/model3d" xmlns:o="urn:schemas-microsoft-com:office:office" xmlns:oel="http://schemas.microsoft.com/office/2019/extlst" xmlns:r="http://schemas.openxmlformats.org/officeDocument/2006/relationships" xmlns:m="http://schemas.openxmlformats.org/officeDocument/2006/math" xmlns:v="urn:schemas-microsoft-com:vml" xmlns:wp14="http://schemas.microsoft.com/office/word/2010/wordprocessingDrawing" xmlns:wp="http://schemas.openxmlformats.org/drawingml/2006/wordprocessingDrawing" xmlns:w10="urn:schemas-microsoft-com:office:word" xmlns:w="http://schemas.openxmlformats.org/wordprocessingml/2006/main" xmlns:w14="http://schemas.microsoft.com/office/word/2010/wordml" xmlns:w15="http://schemas.microsoft.com/office/word/2012/wordml" xmlns:w16cex="http://schemas.microsoft.com/office/word/2018/wordml/cex" xmlns:w16cid="http://schemas.microsoft.com/office/word/2016/wordml/cid" xmlns:w16="http://schemas.microsoft.com/office/word/2018/wordml" xmlns:w16du="http://schemas.microsoft.com/office/word/2023/wordml/word16du" xmlns:w16sdtdh="http://schemas.microsoft.com/office/word/2020/wordml/sdtdatahash" xmlns:w16sdtfl="http://schemas.microsoft.com/office/word/2024/wordml/sdtformatlock" xmlns:w16se="http://schemas.microsoft.com/office/word/2015/wordml/symex" xmlns:wpg="http://schemas.microsoft.com/office/word/2010/wordprocessingGroup" xmlns:wpi="http://schemas.microsoft.com/office/word/2010/wordprocessingInk" xmlns:wne="http://schemas.microsoft.com/office/word/2006/wordml" xmlns:wps="http://schemas.microsoft.com/office/word/2010/wordprocessingShape" mc:Ignorable="w14 w15 w16se w16cid w16 w16cex w16sdtdh w16sdtfl w16du wp14">
   <w:abstractNum w:abstractNumId="0" w15:restartNumberingAfterBreak="0">
     <w:nsid w:val="58AF7A01"/>
     <w:multiLevelType w:val="hybridMultilevel"/>
@@ -4125,14 +5458,14 @@
       </w:pPr>
     </w:lvl>
   </w:abstractNum>
-  <w:num w:numId="1">
+  <w:num w:numId="1" w16cid:durableId="1839812221">
     <w:abstractNumId w:val="0"/>
   </w:num>
 </w:numbering>
 </file>
 
 <file path=word/styles.xml><?xml version="1.0" encoding="utf-8"?>
-<w:styles xmlns:mc="http://schemas.openxmlformats.org/markup-compatibility/2006" xmlns:r="http://schemas.openxmlformats.org/officeDocument/2006/relationships" xmlns:w="http://schemas.openxmlformats.org/wordprocessingml/2006/main" xmlns:w14="http://schemas.microsoft.com/office/word/2010/wordml" xmlns:w15="http://schemas.microsoft.com/office/word/2012/wordml" xmlns:w16cex="http://schemas.microsoft.com/office/word/2018/wordml/cex" xmlns:w16cid="http://schemas.microsoft.com/office/word/2016/wordml/cid" xmlns:w16="http://schemas.microsoft.com/office/word/2018/wordml" xmlns:w16sdtdh="http://schemas.microsoft.com/office/word/2020/wordml/sdtdatahash" xmlns:w16se="http://schemas.microsoft.com/office/word/2015/wordml/symex" mc:Ignorable="w14 w15 w16se w16cid w16 w16cex w16sdtdh">
+<w:styles xmlns:mc="http://schemas.openxmlformats.org/markup-compatibility/2006" xmlns:r="http://schemas.openxmlformats.org/officeDocument/2006/relationships" xmlns:w="http://schemas.openxmlformats.org/wordprocessingml/2006/main" xmlns:w14="http://schemas.microsoft.com/office/word/2010/wordml" xmlns:w15="http://schemas.microsoft.com/office/word/2012/wordml" xmlns:w16cex="http://schemas.microsoft.com/office/word/2018/wordml/cex" xmlns:w16cid="http://schemas.microsoft.com/office/word/2016/wordml/cid" xmlns:w16="http://schemas.microsoft.com/office/word/2018/wordml" xmlns:w16du="http://schemas.microsoft.com/office/word/2023/wordml/word16du" xmlns:w16sdtdh="http://schemas.microsoft.com/office/word/2020/wordml/sdtdatahash" xmlns:w16sdtfl="http://schemas.microsoft.com/office/word/2024/wordml/sdtformatlock" xmlns:w16se="http://schemas.microsoft.com/office/word/2015/wordml/symex" mc:Ignorable="w14 w15 w16se w16cid w16 w16cex w16sdtdh w16sdtfl w16du">
   <w:docDefaults>
     <w:rPrDefault>
       <w:rPr>
@@ -4533,7 +5866,6 @@
   <w:style w:type="character" w:default="1" w:styleId="DefaultParagraphFont">
     <w:name w:val="Default Paragraph Font"/>
     <w:uiPriority w:val="1"/>
-    <w:semiHidden/>
     <w:unhideWhenUsed/>
   </w:style>
   <w:style w:type="table" w:default="1" w:styleId="TableNormal">
@@ -4576,6 +5908,36 @@
       <w:ind w:left="720"/>
       <w:contextualSpacing/>
     </w:pPr>
+  </w:style>
+  <w:style w:type="paragraph" w:styleId="HTMLPreformatted">
+    <w:name w:val="HTML Preformatted"/>
+    <w:basedOn w:val="Normal"/>
+    <w:link w:val="HTMLPreformattedChar"/>
+    <w:uiPriority w:val="99"/>
+    <w:semiHidden/>
+    <w:unhideWhenUsed/>
+    <w:rsid w:val="009055B2"/>
+    <w:pPr>
+      <w:spacing w:after="0" w:line="240" w:lineRule="auto"/>
+    </w:pPr>
+    <w:rPr>
+      <w:rFonts w:ascii="Consolas" w:hAnsi="Consolas"/>
+      <w:sz w:val="20"/>
+      <w:szCs w:val="20"/>
+    </w:rPr>
+  </w:style>
+  <w:style w:type="character" w:customStyle="1" w:styleId="HTMLPreformattedChar">
+    <w:name w:val="HTML Preformatted Char"/>
+    <w:basedOn w:val="DefaultParagraphFont"/>
+    <w:link w:val="HTMLPreformatted"/>
+    <w:uiPriority w:val="99"/>
+    <w:semiHidden/>
+    <w:rsid w:val="009055B2"/>
+    <w:rPr>
+      <w:rFonts w:ascii="Consolas" w:hAnsi="Consolas"/>
+      <w:sz w:val="20"/>
+      <w:szCs w:val="20"/>
+    </w:rPr>
   </w:style>
 </w:styles>
 </file>
